--- a/deliverables/video-6-slides/hit-final/Video_6_HIT_FINAL/SHORTS/Video_6_Short_3_More_Scope_Was_It_Growth.docx
+++ b/deliverables/video-6-slides/hit-final/Video_6_HIT_FINAL/SHORTS/Video_6_Short_3_More_Scope_Was_It_Growth.docx
@@ -149,7 +149,7 @@
           <w:color w:val="1A1A1A"/>
           <w:sz w:val="27"/>
         </w:rPr>
-        <w:t>I ask three different questions.</w:t>
+        <w:t>I run it through the CAR test.</w:t>
       </w:r>
     </w:p>
     <w:p>
